--- a/Srikara_M M_Resume_C3.docx
+++ b/Srikara_M M_Resume_C3.docx
@@ -172,7 +172,7 @@
           <w:szCs w:val="24"/>
         </w:rPr>
         <w:drawing>
-          <wp:anchor distT="57150" distB="57150" distL="57150" distR="57150" simplePos="0" relativeHeight="251672064" behindDoc="0" locked="0" layoutInCell="1" hidden="0" allowOverlap="1" wp14:anchorId="695AC95A" wp14:editId="14017874">
+          <wp:anchor distT="57150" distB="57150" distL="57150" distR="57150" simplePos="0" relativeHeight="251658241" behindDoc="0" locked="0" layoutInCell="1" hidden="0" allowOverlap="1" wp14:anchorId="695AC95A" wp14:editId="14017874">
             <wp:simplePos x="0" y="0"/>
             <wp:positionH relativeFrom="column">
               <wp:posOffset>5295900</wp:posOffset>
@@ -228,7 +228,7 @@
           <w:szCs w:val="24"/>
         </w:rPr>
         <w:drawing>
-          <wp:anchor distT="57150" distB="57150" distL="57150" distR="57150" simplePos="0" relativeHeight="251656704" behindDoc="0" locked="0" layoutInCell="1" hidden="0" allowOverlap="1" wp14:anchorId="695AC958" wp14:editId="711CCF3E">
+          <wp:anchor distT="57150" distB="57150" distL="57150" distR="57150" simplePos="0" relativeHeight="251658240" behindDoc="0" locked="0" layoutInCell="1" hidden="0" allowOverlap="1" wp14:anchorId="695AC958" wp14:editId="711CCF3E">
             <wp:simplePos x="0" y="0"/>
             <wp:positionH relativeFrom="column">
               <wp:posOffset>1593850</wp:posOffset>
@@ -395,7 +395,34 @@
           <w:sz w:val="26"/>
           <w:szCs w:val="26"/>
         </w:rPr>
-        <w:t>Ambitious Java/Full Stack Developer with 2.8 years of experience in designing and developing applications using diverse technologies. Seeking a challenging Java Developer role to leverage my skills and continue learning new technologies</w:t>
+        <w:t xml:space="preserve">Ambitious Java/Full Stack Developer with </w:t>
+      </w:r>
+      <w:r>
+        <w:rPr>
+          <w:rFonts w:asciiTheme="minorHAnsi" w:eastAsia="Calibri" w:hAnsiTheme="minorHAnsi" w:cs="Calibri"/>
+          <w:bCs/>
+          <w:sz w:val="26"/>
+          <w:szCs w:val="26"/>
+        </w:rPr>
+        <w:t>4</w:t>
+      </w:r>
+      <w:r>
+        <w:rPr>
+          <w:rFonts w:asciiTheme="minorHAnsi" w:eastAsia="Calibri" w:hAnsiTheme="minorHAnsi" w:cs="Calibri"/>
+          <w:bCs/>
+          <w:sz w:val="26"/>
+          <w:szCs w:val="26"/>
+        </w:rPr>
+        <w:t xml:space="preserve"> </w:t>
+      </w:r>
+      <w:r>
+        <w:rPr>
+          <w:rFonts w:asciiTheme="minorHAnsi" w:eastAsia="Calibri" w:hAnsiTheme="minorHAnsi" w:cs="Calibri"/>
+          <w:bCs/>
+          <w:sz w:val="26"/>
+          <w:szCs w:val="26"/>
+        </w:rPr>
+        <w:t>years of experience in designing and developing applications using diverse technologies. Seeking a challenging Java Developer role to leverage my skills and continue learning new technologies</w:t>
       </w:r>
       <w:r>
         <w:rPr>
@@ -750,15 +777,7 @@
           <w:rFonts w:asciiTheme="minorHAnsi" w:eastAsia="Calibri" w:hAnsiTheme="minorHAnsi" w:cs="Calibri"/>
           <w:bCs/>
         </w:rPr>
-        <w:t xml:space="preserve"> and </w:t>
-      </w:r>
-      <w:proofErr w:type="gramStart"/>
-      <w:r>
-        <w:rPr>
-          <w:rFonts w:asciiTheme="minorHAnsi" w:eastAsia="Calibri" w:hAnsiTheme="minorHAnsi" w:cs="Calibri"/>
-          <w:bCs/>
-        </w:rPr>
-        <w:t>Creat</w:t>
+        <w:t xml:space="preserve"> and Creat</w:t>
       </w:r>
       <w:r>
         <w:rPr>
@@ -767,7 +786,6 @@
         </w:rPr>
         <w:t>ed</w:t>
       </w:r>
-      <w:proofErr w:type="gramEnd"/>
       <w:r>
         <w:rPr>
           <w:rFonts w:asciiTheme="minorHAnsi" w:eastAsia="Calibri" w:hAnsiTheme="minorHAnsi" w:cs="Calibri"/>
@@ -4033,15 +4051,6 @@
 </file>
 
 <file path=customXml/item1.xml><?xml version="1.0" encoding="utf-8"?>
-<?mso-contentType ?>
-<FormTemplates xmlns="http://schemas.microsoft.com/sharepoint/v3/contenttype/forms">
-  <Display>DocumentLibraryForm</Display>
-  <Edit>DocumentLibraryForm</Edit>
-  <New>DocumentLibraryForm</New>
-</FormTemplates>
-</file>
-
-<file path=customXml/item2.xml><?xml version="1.0" encoding="utf-8"?>
 <ct:contentTypeSchema xmlns:ct="http://schemas.microsoft.com/office/2006/metadata/contentType" xmlns:ma="http://schemas.microsoft.com/office/2006/metadata/properties/metaAttributes" ct:_="" ma:_="" ma:contentTypeName="Document" ma:contentTypeID="0x010100BA8045009FDE5E48997AF55C43564C32" ma:contentTypeVersion="16" ma:contentTypeDescription="Create a new document." ma:contentTypeScope="" ma:versionID="d59d23a168bc7bce1cf86bf8c01b63c2">
   <xsd:schema xmlns:xsd="http://www.w3.org/2001/XMLSchema" xmlns:xs="http://www.w3.org/2001/XMLSchema" xmlns:p="http://schemas.microsoft.com/office/2006/metadata/properties" xmlns:ns3="ac6a2fe7-4443-4d9c-b2c4-bc26c4df49a3" xmlns:ns4="c08d44b4-8d05-445d-80ec-1195a81eabe0" targetNamespace="http://schemas.microsoft.com/office/2006/metadata/properties" ma:root="true" ma:fieldsID="f8f015850681435c3b64e6ae37d65f52" ns3:_="" ns4:_="">
     <xsd:import namespace="ac6a2fe7-4443-4d9c-b2c4-bc26c4df49a3"/>
@@ -4280,11 +4289,16 @@
 </ct:contentTypeSchema>
 </file>
 
-<file path=customXml/item3.xml><?xml version="1.0" encoding="utf-8"?>
-<b:Sources xmlns:b="http://schemas.openxmlformats.org/officeDocument/2006/bibliography" xmlns="http://schemas.openxmlformats.org/officeDocument/2006/bibliography" SelectedStyle="\APASixthEditionOfficeOnline.xsl" StyleName="APA" Version="6"/>
+<file path=customXml/item2.xml><?xml version="1.0" encoding="utf-8"?>
+<?mso-contentType ?>
+<FormTemplates xmlns="http://schemas.microsoft.com/sharepoint/v3/contenttype/forms">
+  <Display>DocumentLibraryForm</Display>
+  <Edit>DocumentLibraryForm</Edit>
+  <New>DocumentLibraryForm</New>
+</FormTemplates>
 </file>
 
-<file path=customXml/item4.xml><?xml version="1.0" encoding="utf-8"?>
+<file path=customXml/item3.xml><?xml version="1.0" encoding="utf-8"?>
 <p:properties xmlns:p="http://schemas.microsoft.com/office/2006/metadata/properties" xmlns:xsi="http://www.w3.org/2001/XMLSchema-instance" xmlns:pc="http://schemas.microsoft.com/office/infopath/2007/PartnerControls">
   <documentManagement>
     <_activity xmlns="ac6a2fe7-4443-4d9c-b2c4-bc26c4df49a3" xsi:nil="true"/>
@@ -4292,15 +4306,11 @@
 </p:properties>
 </file>
 
-<file path=customXml/itemProps1.xml><?xml version="1.0" encoding="utf-8"?>
-<ds:datastoreItem xmlns:ds="http://schemas.openxmlformats.org/officeDocument/2006/customXml" ds:itemID="{9268F75B-1B8B-4C97-8920-62F410E5414C}">
-  <ds:schemaRefs>
-    <ds:schemaRef ds:uri="http://schemas.microsoft.com/sharepoint/v3/contenttype/forms"/>
-  </ds:schemaRefs>
-</ds:datastoreItem>
+<file path=customXml/item4.xml><?xml version="1.0" encoding="utf-8"?>
+<b:Sources xmlns:b="http://schemas.openxmlformats.org/officeDocument/2006/bibliography" xmlns="http://schemas.openxmlformats.org/officeDocument/2006/bibliography" SelectedStyle="\APASixthEditionOfficeOnline.xsl" StyleName="APA" Version="6"/>
 </file>
 
-<file path=customXml/itemProps2.xml><?xml version="1.0" encoding="utf-8"?>
+<file path=customXml/itemProps1.xml><?xml version="1.0" encoding="utf-8"?>
 <ds:datastoreItem xmlns:ds="http://schemas.openxmlformats.org/officeDocument/2006/customXml" ds:itemID="{D6DD935A-CA9D-44EC-B884-26F818F3AD23}">
   <ds:schemaRefs>
     <ds:schemaRef ds:uri="http://schemas.microsoft.com/office/2006/metadata/contentType"/>
@@ -4319,15 +4329,15 @@
 </ds:datastoreItem>
 </file>
 
-<file path=customXml/itemProps3.xml><?xml version="1.0" encoding="utf-8"?>
-<ds:datastoreItem xmlns:ds="http://schemas.openxmlformats.org/officeDocument/2006/customXml" ds:itemID="{25387A7E-D32A-4A7D-9E92-8919D6177FF5}">
+<file path=customXml/itemProps2.xml><?xml version="1.0" encoding="utf-8"?>
+<ds:datastoreItem xmlns:ds="http://schemas.openxmlformats.org/officeDocument/2006/customXml" ds:itemID="{9268F75B-1B8B-4C97-8920-62F410E5414C}">
   <ds:schemaRefs>
-    <ds:schemaRef ds:uri="http://schemas.openxmlformats.org/officeDocument/2006/bibliography"/>
+    <ds:schemaRef ds:uri="http://schemas.microsoft.com/sharepoint/v3/contenttype/forms"/>
   </ds:schemaRefs>
 </ds:datastoreItem>
 </file>
 
-<file path=customXml/itemProps4.xml><?xml version="1.0" encoding="utf-8"?>
+<file path=customXml/itemProps3.xml><?xml version="1.0" encoding="utf-8"?>
 <ds:datastoreItem xmlns:ds="http://schemas.openxmlformats.org/officeDocument/2006/customXml" ds:itemID="{446D053D-943E-4C97-AED2-6A79974977C6}">
   <ds:schemaRefs>
     <ds:schemaRef ds:uri="http://schemas.microsoft.com/office/2006/metadata/properties"/>
@@ -4337,8 +4347,16 @@
 </ds:datastoreItem>
 </file>
 
+<file path=customXml/itemProps4.xml><?xml version="1.0" encoding="utf-8"?>
+<ds:datastoreItem xmlns:ds="http://schemas.openxmlformats.org/officeDocument/2006/customXml" ds:itemID="{25387A7E-D32A-4A7D-9E92-8919D6177FF5}">
+  <ds:schemaRefs>
+    <ds:schemaRef ds:uri="http://schemas.openxmlformats.org/officeDocument/2006/bibliography"/>
+  </ds:schemaRefs>
+</ds:datastoreItem>
+</file>
+
 <file path=docMetadata/LabelInfo.xml><?xml version="1.0" encoding="utf-8"?>
 <clbl:labelList xmlns:clbl="http://schemas.microsoft.com/office/2020/mipLabelMetadata">
-  <clbl:label id="{76a2ae5a-9f00-4f6b-95ed-5d33d77c4d61}" enabled="0" method="" siteId="{76a2ae5a-9f00-4f6b-95ed-5d33d77c4d61}" removed="1"/>
+  <clbl:label id="{e760c494-6550-44b4-8258-77c175d778b7}" enabled="1" method="Privileged" siteId="{76a2ae5a-9f00-4f6b-95ed-5d33d77c4d61}" removed="0"/>
 </clbl:labelList>
 </file>